--- a/downloads/Invoices/2026 05 30 Arron INV-0002.docx
+++ b/downloads/Invoices/2026 05 30 Arron INV-0002.docx
@@ -326,15 +326,7 @@
             </w:pPr>
             <w:r>
               <w:rPr/>
-              <w:t>Invoice No:           INV-000</w:t>
-            </w:r>
-            <w:r>
-              <w:rPr/>
-              <w:t>2</w:t>
-            </w:r>
-            <w:r>
-              <w:rPr/>
-              <w:t xml:space="preserve"> </w:t>
+              <w:t xml:space="preserve">Invoice No:           INV-0002 </w:t>
             </w:r>
           </w:p>
           <w:p>
@@ -346,12 +338,28 @@
             <w:r>
               <w:rPr/>
               <w:t xml:space="preserve">Invoice Date:        </w:t>
+            </w:r>
+            <w:r>
+              <w:rPr/>
+              <w:t>14</w:t>
             </w:r>
             <w:r>
               <w:rPr>
                 <w:color w:val="C9211E"/>
               </w:rPr>
-              <w:t>24.05.2026</w:t>
+              <w:t>.0</w:t>
+            </w:r>
+            <w:r>
+              <w:rPr>
+                <w:color w:val="C9211E"/>
+              </w:rPr>
+              <w:t>6</w:t>
+            </w:r>
+            <w:r>
+              <w:rPr>
+                <w:color w:val="C9211E"/>
+              </w:rPr>
+              <w:t>.2026</w:t>
             </w:r>
           </w:p>
           <w:p>
@@ -555,29 +563,17 @@
             </w:pPr>
             <w:r>
               <w:rPr/>
-              <w:t>30</w:t>
-            </w:r>
-            <w:r>
-              <w:rPr/>
-              <w:t>/05/26 - Replay Operator</w:t>
-            </w:r>
-          </w:p>
-          <w:p>
-            <w:pPr>
-              <w:pStyle w:val="TableContents"/>
-              <w:rPr/>
-            </w:pPr>
-            <w:r>
-              <w:rPr/>
-              <w:t>(British Milers Club – B</w:t>
-            </w:r>
-            <w:r>
-              <w:rPr/>
-              <w:t>irmingham Uni</w:t>
-            </w:r>
-            <w:r>
-              <w:rPr/>
-              <w:t>)</w:t>
+              <w:t>30/05/26 - Replay Operator</w:t>
+            </w:r>
+          </w:p>
+          <w:p>
+            <w:pPr>
+              <w:pStyle w:val="TableContents"/>
+              <w:rPr/>
+            </w:pPr>
+            <w:r>
+              <w:rPr/>
+              <w:t>(British Milers Club – Birmingham Uni)</w:t>
             </w:r>
           </w:p>
         </w:tc>
@@ -720,11 +716,7 @@
             </w:pPr>
             <w:r>
               <w:rPr/>
-              <w:t>£</w:t>
-            </w:r>
-            <w:r>
-              <w:rPr/>
-              <w:t>7.74</w:t>
+              <w:t>£7.74</w:t>
             </w:r>
           </w:p>
         </w:tc>
@@ -749,11 +741,207 @@
             </w:pPr>
             <w:r>
               <w:rPr/>
-              <w:t>£</w:t>
-            </w:r>
-            <w:r>
-              <w:rPr/>
-              <w:t>7.74</w:t>
+              <w:t>£7.74</w:t>
+            </w:r>
+          </w:p>
+        </w:tc>
+      </w:tr>
+      <w:tr>
+        <w:trPr>
+          <w:trHeight w:val="348" w:hRule="atLeast"/>
+        </w:trPr>
+        <w:tc>
+          <w:tcPr>
+            <w:tcW w:w="4064" w:type="dxa"/>
+            <w:tcBorders>
+              <w:start w:val="single" w:sz="4" w:space="0" w:color="000000"/>
+              <w:bottom w:val="single" w:sz="12" w:space="0" w:color="000000"/>
+              <w:end w:val="single" w:sz="12" w:space="0" w:color="000000"/>
+            </w:tcBorders>
+          </w:tcPr>
+          <w:p>
+            <w:pPr>
+              <w:pStyle w:val="TableContents"/>
+              <w:rPr/>
+            </w:pPr>
+            <w:r>
+              <w:rPr/>
+              <w:t>12/06/26 - Replay Operator</w:t>
+            </w:r>
+          </w:p>
+          <w:p>
+            <w:pPr>
+              <w:pStyle w:val="TableContents"/>
+              <w:rPr/>
+            </w:pPr>
+            <w:r>
+              <w:rPr/>
+              <w:t>(British Milers Club – Loughborough)</w:t>
+            </w:r>
+          </w:p>
+        </w:tc>
+        <w:tc>
+          <w:tcPr>
+            <w:tcW w:w="2498" w:type="dxa"/>
+            <w:tcBorders>
+              <w:start w:val="single" w:sz="4" w:space="0" w:color="000000"/>
+              <w:bottom w:val="single" w:sz="12" w:space="0" w:color="000000"/>
+              <w:end w:val="single" w:sz="12" w:space="0" w:color="000000"/>
+            </w:tcBorders>
+            <w:vAlign w:val="bottom"/>
+          </w:tcPr>
+          <w:p>
+            <w:pPr>
+              <w:pStyle w:val="TableContents"/>
+              <w:jc w:val="center"/>
+              <w:rPr/>
+            </w:pPr>
+            <w:r>
+              <w:rPr/>
+              <w:t>1</w:t>
+            </w:r>
+          </w:p>
+        </w:tc>
+        <w:tc>
+          <w:tcPr>
+            <w:tcW w:w="1715" w:type="dxa"/>
+            <w:tcBorders>
+              <w:start w:val="single" w:sz="4" w:space="0" w:color="000000"/>
+              <w:bottom w:val="single" w:sz="12" w:space="0" w:color="000000"/>
+              <w:end w:val="single" w:sz="12" w:space="0" w:color="000000"/>
+            </w:tcBorders>
+            <w:vAlign w:val="bottom"/>
+          </w:tcPr>
+          <w:p>
+            <w:pPr>
+              <w:pStyle w:val="TableContents"/>
+              <w:suppressLineNumbers w:val="0"/>
+              <w:spacing w:lineRule="auto" w:line="259"/>
+              <w:jc w:val="end"/>
+              <w:rPr/>
+            </w:pPr>
+            <w:r>
+              <w:rPr/>
+              <w:t>£125</w:t>
+            </w:r>
+          </w:p>
+        </w:tc>
+        <w:tc>
+          <w:tcPr>
+            <w:tcW w:w="1694" w:type="dxa"/>
+            <w:tcBorders>
+              <w:start w:val="single" w:sz="4" w:space="0" w:color="000000"/>
+              <w:bottom w:val="single" w:sz="12" w:space="0" w:color="000000"/>
+              <w:end w:val="single" w:sz="4" w:space="0" w:color="000000"/>
+            </w:tcBorders>
+            <w:vAlign w:val="bottom"/>
+          </w:tcPr>
+          <w:p>
+            <w:pPr>
+              <w:pStyle w:val="TableContents"/>
+              <w:suppressLineNumbers w:val="0"/>
+              <w:spacing w:lineRule="auto" w:line="259"/>
+              <w:jc w:val="end"/>
+              <w:rPr/>
+            </w:pPr>
+            <w:r>
+              <w:rPr/>
+              <w:t>£125</w:t>
+            </w:r>
+          </w:p>
+        </w:tc>
+      </w:tr>
+      <w:tr>
+        <w:trPr>
+          <w:trHeight w:val="348" w:hRule="atLeast"/>
+        </w:trPr>
+        <w:tc>
+          <w:tcPr>
+            <w:tcW w:w="4064" w:type="dxa"/>
+            <w:tcBorders>
+              <w:start w:val="single" w:sz="4" w:space="0" w:color="000000"/>
+              <w:bottom w:val="single" w:sz="12" w:space="0" w:color="000000"/>
+              <w:end w:val="single" w:sz="12" w:space="0" w:color="000000"/>
+            </w:tcBorders>
+          </w:tcPr>
+          <w:p>
+            <w:pPr>
+              <w:pStyle w:val="TableContents"/>
+              <w:rPr/>
+            </w:pPr>
+            <w:r>
+              <w:rPr/>
+              <w:t>Train Travel (Receipt Below)</w:t>
+            </w:r>
+          </w:p>
+        </w:tc>
+        <w:tc>
+          <w:tcPr>
+            <w:tcW w:w="2498" w:type="dxa"/>
+            <w:tcBorders>
+              <w:start w:val="single" w:sz="4" w:space="0" w:color="000000"/>
+              <w:bottom w:val="single" w:sz="12" w:space="0" w:color="000000"/>
+              <w:end w:val="single" w:sz="12" w:space="0" w:color="000000"/>
+            </w:tcBorders>
+            <w:vAlign w:val="bottom"/>
+          </w:tcPr>
+          <w:p>
+            <w:pPr>
+              <w:pStyle w:val="TableContents"/>
+              <w:jc w:val="center"/>
+              <w:rPr/>
+            </w:pPr>
+            <w:r>
+              <w:rPr/>
+              <w:t>1</w:t>
+            </w:r>
+          </w:p>
+        </w:tc>
+        <w:tc>
+          <w:tcPr>
+            <w:tcW w:w="1715" w:type="dxa"/>
+            <w:tcBorders>
+              <w:start w:val="single" w:sz="4" w:space="0" w:color="000000"/>
+              <w:bottom w:val="single" w:sz="12" w:space="0" w:color="000000"/>
+              <w:end w:val="single" w:sz="12" w:space="0" w:color="000000"/>
+            </w:tcBorders>
+            <w:vAlign w:val="bottom"/>
+          </w:tcPr>
+          <w:p>
+            <w:pPr>
+              <w:pStyle w:val="TableContents"/>
+              <w:suppressLineNumbers w:val="0"/>
+              <w:spacing w:lineRule="auto" w:line="259"/>
+              <w:jc w:val="end"/>
+              <w:rPr/>
+            </w:pPr>
+            <w:r>
+              <w:rPr/>
+              <w:t>£9.84</w:t>
+            </w:r>
+          </w:p>
+        </w:tc>
+        <w:tc>
+          <w:tcPr>
+            <w:tcW w:w="1694" w:type="dxa"/>
+            <w:tcBorders>
+              <w:start w:val="single" w:sz="4" w:space="0" w:color="000000"/>
+              <w:bottom w:val="single" w:sz="12" w:space="0" w:color="000000"/>
+              <w:end w:val="single" w:sz="4" w:space="0" w:color="000000"/>
+            </w:tcBorders>
+            <w:vAlign w:val="bottom"/>
+          </w:tcPr>
+          <w:p>
+            <w:pPr>
+              <w:pStyle w:val="TableContents"/>
+              <w:suppressLineNumbers w:val="0"/>
+              <w:spacing w:lineRule="auto" w:line="259"/>
+              <w:jc w:val="end"/>
+              <w:rPr/>
+            </w:pPr>
+            <w:r>
+              <w:rPr/>
+              <w:t>£9.84</w:t>
             </w:r>
           </w:p>
         </w:tc>
@@ -888,28 +1076,7 @@
                 <w:b/>
                 <w:bCs/>
               </w:rPr>
-              <w:t>£13</w:t>
-            </w:r>
-            <w:r>
-              <w:rPr>
-                <w:b/>
-                <w:bCs/>
-              </w:rPr>
-              <w:t>2</w:t>
-            </w:r>
-            <w:r>
-              <w:rPr>
-                <w:b/>
-                <w:bCs/>
-              </w:rPr>
-              <w:t>.</w:t>
-            </w:r>
-            <w:r>
-              <w:rPr>
-                <w:b/>
-                <w:bCs/>
-              </w:rPr>
-              <w:t>74</w:t>
+              <w:t>£267.58</w:t>
             </w:r>
           </w:p>
         </w:tc>
@@ -987,11 +1154,352 @@
       </w:pPr>
       <w:r>
         <w:rPr/>
-        <w:t>Payment Reference: INV-000</w:t>
-      </w:r>
-      <w:r>
-        <w:rPr/>
-        <w:t>2</w:t>
+        <w:t>Payment Reference: INV-0002</w:t>
+      </w:r>
+    </w:p>
+    <w:p>
+      <w:pPr>
+        <w:pStyle w:val="Normal"/>
+        <w:spacing w:lineRule="auto" w:line="360"/>
+        <w:rPr/>
+      </w:pPr>
+      <w:r>
+        <w:rPr/>
+      </w:r>
+    </w:p>
+    <w:p>
+      <w:pPr>
+        <w:pStyle w:val="Normal"/>
+        <w:spacing w:lineRule="auto" w:line="360"/>
+        <w:rPr/>
+      </w:pPr>
+      <w:r>
+        <w:rPr/>
+      </w:r>
+    </w:p>
+    <w:p>
+      <w:pPr>
+        <w:pStyle w:val="Normal"/>
+        <w:spacing w:lineRule="auto" w:line="360"/>
+        <w:rPr/>
+      </w:pPr>
+      <w:r>
+        <w:rPr/>
+      </w:r>
+    </w:p>
+    <w:p>
+      <w:pPr>
+        <w:pStyle w:val="Normal"/>
+        <w:spacing w:lineRule="auto" w:line="360"/>
+        <w:rPr/>
+      </w:pPr>
+      <w:r>
+        <w:rPr/>
+      </w:r>
+    </w:p>
+    <w:p>
+      <w:pPr>
+        <w:pStyle w:val="Normal"/>
+        <w:spacing w:lineRule="auto" w:line="360"/>
+        <w:rPr/>
+      </w:pPr>
+      <w:r>
+        <w:rPr/>
+      </w:r>
+    </w:p>
+    <w:p>
+      <w:pPr>
+        <w:pStyle w:val="Normal"/>
+        <w:spacing w:lineRule="auto" w:line="360"/>
+        <w:rPr/>
+      </w:pPr>
+      <w:r>
+        <w:rPr/>
+      </w:r>
+    </w:p>
+    <w:p>
+      <w:pPr>
+        <w:pStyle w:val="Normal"/>
+        <w:spacing w:lineRule="auto" w:line="360"/>
+        <w:rPr/>
+      </w:pPr>
+      <w:r>
+        <w:rPr/>
+      </w:r>
+    </w:p>
+    <w:p>
+      <w:pPr>
+        <w:pStyle w:val="Normal"/>
+        <w:spacing w:lineRule="auto" w:line="360"/>
+        <w:rPr/>
+      </w:pPr>
+      <w:r>
+        <w:rPr/>
+      </w:r>
+    </w:p>
+    <w:p>
+      <w:pPr>
+        <w:pStyle w:val="Normal"/>
+        <w:spacing w:lineRule="auto" w:line="360"/>
+        <w:rPr/>
+      </w:pPr>
+      <w:r>
+        <w:rPr/>
+      </w:r>
+    </w:p>
+    <w:p>
+      <w:pPr>
+        <w:pStyle w:val="Normal"/>
+        <w:spacing w:lineRule="auto" w:line="360"/>
+        <w:rPr/>
+      </w:pPr>
+      <w:r>
+        <w:rPr/>
+      </w:r>
+    </w:p>
+    <w:p>
+      <w:pPr>
+        <w:pStyle w:val="Normal"/>
+        <w:spacing w:lineRule="auto" w:line="360"/>
+        <w:rPr/>
+      </w:pPr>
+      <w:r>
+        <w:rPr/>
+      </w:r>
+    </w:p>
+    <w:p>
+      <w:pPr>
+        <w:pStyle w:val="Normal"/>
+        <w:spacing w:lineRule="auto" w:line="360"/>
+        <w:rPr/>
+      </w:pPr>
+      <w:r>
+        <w:rPr/>
+      </w:r>
+    </w:p>
+    <w:p>
+      <w:pPr>
+        <w:pStyle w:val="Normal"/>
+        <w:spacing w:lineRule="auto" w:line="360"/>
+        <w:rPr/>
+      </w:pPr>
+      <w:r>
+        <w:rPr/>
+      </w:r>
+    </w:p>
+    <w:p>
+      <w:pPr>
+        <w:pStyle w:val="Normal"/>
+        <w:spacing w:lineRule="auto" w:line="360"/>
+        <w:rPr/>
+      </w:pPr>
+      <w:r>
+        <w:rPr/>
+      </w:r>
+    </w:p>
+    <w:p>
+      <w:pPr>
+        <w:pStyle w:val="Normal"/>
+        <w:spacing w:lineRule="auto" w:line="360"/>
+        <w:rPr/>
+      </w:pPr>
+      <w:r>
+        <w:rPr/>
+      </w:r>
+    </w:p>
+    <w:p>
+      <w:pPr>
+        <w:pStyle w:val="Normal"/>
+        <w:spacing w:lineRule="auto" w:line="360"/>
+        <w:rPr/>
+      </w:pPr>
+      <w:r>
+        <w:rPr/>
+      </w:r>
+    </w:p>
+    <w:p>
+      <w:pPr>
+        <w:pStyle w:val="Normal"/>
+        <w:spacing w:lineRule="auto" w:line="360"/>
+        <w:rPr/>
+      </w:pPr>
+      <w:r>
+        <w:rPr/>
+      </w:r>
+    </w:p>
+    <w:p>
+      <w:pPr>
+        <w:pStyle w:val="Normal"/>
+        <w:spacing w:lineRule="auto" w:line="360"/>
+        <w:rPr/>
+      </w:pPr>
+      <w:r>
+        <w:rPr/>
+      </w:r>
+    </w:p>
+    <w:p>
+      <w:pPr>
+        <w:pStyle w:val="Normal"/>
+        <w:spacing w:lineRule="auto" w:line="360"/>
+        <w:rPr/>
+      </w:pPr>
+      <w:r>
+        <w:rPr/>
+      </w:r>
+    </w:p>
+    <w:p>
+      <w:pPr>
+        <w:pStyle w:val="Normal"/>
+        <w:spacing w:lineRule="auto" w:line="360"/>
+        <w:rPr/>
+      </w:pPr>
+      <w:r>
+        <w:rPr/>
+      </w:r>
+    </w:p>
+    <w:p>
+      <w:pPr>
+        <w:pStyle w:val="Normal"/>
+        <w:spacing w:lineRule="auto" w:line="360"/>
+        <w:rPr/>
+      </w:pPr>
+      <w:r>
+        <w:rPr/>
+      </w:r>
+    </w:p>
+    <w:p>
+      <w:pPr>
+        <w:pStyle w:val="Normal"/>
+        <w:spacing w:lineRule="auto" w:line="360"/>
+        <w:rPr/>
+      </w:pPr>
+      <w:r>
+        <w:rPr/>
+      </w:r>
+    </w:p>
+    <w:p>
+      <w:pPr>
+        <w:pStyle w:val="Normal"/>
+        <w:spacing w:lineRule="auto" w:line="360"/>
+        <w:rPr/>
+      </w:pPr>
+      <w:r>
+        <w:rPr/>
+      </w:r>
+    </w:p>
+    <w:p>
+      <w:pPr>
+        <w:pStyle w:val="Normal"/>
+        <w:spacing w:lineRule="auto" w:line="360"/>
+        <w:rPr/>
+      </w:pPr>
+      <w:r>
+        <w:rPr/>
+      </w:r>
+    </w:p>
+    <w:p>
+      <w:pPr>
+        <w:pStyle w:val="Normal"/>
+        <w:spacing w:lineRule="auto" w:line="360"/>
+        <w:rPr/>
+      </w:pPr>
+      <w:r>
+        <w:rPr/>
+      </w:r>
+    </w:p>
+    <w:p>
+      <w:pPr>
+        <w:pStyle w:val="Normal"/>
+        <w:spacing w:lineRule="auto" w:line="360"/>
+        <w:rPr/>
+      </w:pPr>
+      <w:r>
+        <w:rPr/>
+        <w:drawing>
+          <wp:anchor behindDoc="0" distT="0" distB="0" distL="0" distR="0" simplePos="0" locked="0" layoutInCell="0" allowOverlap="1" relativeHeight="3">
+            <wp:simplePos x="0" y="0"/>
+            <wp:positionH relativeFrom="column">
+              <wp:align>center</wp:align>
+            </wp:positionH>
+            <wp:positionV relativeFrom="paragraph">
+              <wp:align>top</wp:align>
+            </wp:positionV>
+            <wp:extent cx="3636645" cy="10058400"/>
+            <wp:effectExtent l="0" t="0" r="0" b="0"/>
+            <wp:wrapSquare wrapText="largest"/>
+            <wp:docPr id="1" name="Image2" descr="" title=""/>
+            <wp:cNvGraphicFramePr>
+              <a:graphicFrameLocks xmlns:a="http://schemas.openxmlformats.org/drawingml/2006/main" noChangeAspect="1"/>
+            </wp:cNvGraphicFramePr>
+            <a:graphic xmlns:a="http://schemas.openxmlformats.org/drawingml/2006/main">
+              <a:graphicData uri="http://schemas.openxmlformats.org/drawingml/2006/picture">
+                <pic:pic xmlns:pic="http://schemas.openxmlformats.org/drawingml/2006/picture">
+                  <pic:nvPicPr>
+                    <pic:cNvPr id="1" name="Image2" descr="" title=""/>
+                    <pic:cNvPicPr>
+                      <a:picLocks noChangeAspect="1" noChangeArrowheads="1"/>
+                    </pic:cNvPicPr>
+                  </pic:nvPicPr>
+                  <pic:blipFill>
+                    <a:blip r:embed="rId3"/>
+                    <a:stretch>
+                      <a:fillRect/>
+                    </a:stretch>
+                  </pic:blipFill>
+                  <pic:spPr bwMode="auto">
+                    <a:xfrm>
+                      <a:off x="0" y="0"/>
+                      <a:ext cx="3636645" cy="10058400"/>
+                    </a:xfrm>
+                    <a:prstGeom prst="rect">
+                      <a:avLst/>
+                    </a:prstGeom>
+                  </pic:spPr>
+                </pic:pic>
+              </a:graphicData>
+            </a:graphic>
+          </wp:anchor>
+        </w:drawing>
+      </w:r>
+    </w:p>
+    <w:p>
+      <w:pPr>
+        <w:pStyle w:val="Normal"/>
+        <w:spacing w:lineRule="auto" w:line="360"/>
+        <w:rPr/>
+      </w:pPr>
+      <w:r>
+        <w:rPr/>
+      </w:r>
+    </w:p>
+    <w:p>
+      <w:pPr>
+        <w:pStyle w:val="Normal"/>
+        <w:spacing w:lineRule="auto" w:line="360"/>
+        <w:rPr/>
+      </w:pPr>
+      <w:r>
+        <w:rPr/>
+      </w:r>
+    </w:p>
+    <w:p>
+      <w:pPr>
+        <w:pStyle w:val="Normal"/>
+        <w:spacing w:lineRule="auto" w:line="360"/>
+        <w:rPr/>
+      </w:pPr>
+      <w:r>
+        <w:rPr/>
+      </w:r>
+    </w:p>
+    <w:p>
+      <w:pPr>
+        <w:pStyle w:val="Normal"/>
+        <w:spacing w:lineRule="auto" w:line="360"/>
+        <w:rPr/>
+      </w:pPr>
+      <w:r>
+        <w:rPr/>
       </w:r>
     </w:p>
     <w:p>
@@ -1054,7 +1562,7 @@
             <wp:extent cx="3636645" cy="10058400"/>
             <wp:effectExtent l="0" t="0" r="0" b="0"/>
             <wp:wrapSquare wrapText="largest"/>
-            <wp:docPr id="1" name="Image1" descr="" title=""/>
+            <wp:docPr id="2" name="Image1" descr="" title=""/>
             <wp:cNvGraphicFramePr>
               <a:graphicFrameLocks xmlns:a="http://schemas.openxmlformats.org/drawingml/2006/main" noChangeAspect="1"/>
             </wp:cNvGraphicFramePr>
@@ -1062,13 +1570,13 @@
               <a:graphicData uri="http://schemas.openxmlformats.org/drawingml/2006/picture">
                 <pic:pic xmlns:pic="http://schemas.openxmlformats.org/drawingml/2006/picture">
                   <pic:nvPicPr>
-                    <pic:cNvPr id="1" name="Image1" descr="" title=""/>
+                    <pic:cNvPr id="2" name="Image1" descr="" title=""/>
                     <pic:cNvPicPr>
                       <a:picLocks noChangeAspect="1" noChangeArrowheads="1"/>
                     </pic:cNvPicPr>
                   </pic:nvPicPr>
                   <pic:blipFill>
-                    <a:blip r:embed="rId3"/>
+                    <a:blip r:embed="rId4"/>
                     <a:stretch>
                       <a:fillRect/>
                     </a:stretch>
